--- a/swh/docx/05.content.docx
+++ b/swh/docx/05.content.docx
@@ -19,7 +19,7 @@
         <w:rPr>
           <w:lang w:val="sw_KE" w:bidi="sw_KE"/>
         </w:rPr>
-        <w:t>Resource: Maelezo ya Masomo - Machapisho ya Vitabu (Tyndale)</w:t>
+        <w:t>Resource: Tyndale Open Study Notes</w:t>
       </w:r>
       <w:r>
         <w:rPr>
@@ -112,7 +112,7 @@
         <w:rPr>
           <w:lang w:val="sw_KE" w:bidi="sw_KE"/>
         </w:rPr>
-        <w:t>Maelezo ya Masomo - Machapisho ya Vitabu (Tyndale)</w:t>
+        <w:t>Tyndale Open Study Notes</w:t>
       </w:r>
     </w:p>
     <w:p>

--- a/swh/docx/05.content.docx
+++ b/swh/docx/05.content.docx
@@ -19,7 +19,7 @@
         <w:rPr>
           <w:lang w:val="sw_KE" w:bidi="sw_KE"/>
         </w:rPr>
-        <w:t>Resource: Tyndale Open Study Notes</w:t>
+        <w:t>Resource: Aquifer Open Study Notes (Book Intros)</w:t>
       </w:r>
       <w:r>
         <w:rPr>
@@ -112,7 +112,7 @@
         <w:rPr>
           <w:lang w:val="sw_KE" w:bidi="sw_KE"/>
         </w:rPr>
-        <w:t>Tyndale Open Study Notes</w:t>
+        <w:t>Aquifer Open Study Notes (Book Intros)</w:t>
       </w:r>
     </w:p>
     <w:p>

--- a/swh/docx/05.content.docx
+++ b/swh/docx/05.content.docx
@@ -233,18 +233,12 @@
         </w:rPr>
         <w:t>Mungu alifunua kwanza "katiba" ya kitaifa ya Israeli kwa Mose huko Sinai (</w:t>
       </w:r>
-      <w:hyperlink r:id="rId13">
-        <w:r>
-          <w:rPr>
-            <w:lang w:val="sw_KE" w:bidi="sw_KE"/>
-          </w:rPr>
-          <w:rPr>
-            <w:color w:val="0000EE"/>
-            <w:u w:val="single"/>
-          </w:rPr>
-          <w:t>Kutoka 20–23</w:t>
-        </w:r>
-      </w:hyperlink>
+      <w:r>
+        <w:rPr>
+          <w:lang w:val="sw_KE" w:bidi="sw_KE"/>
+        </w:rPr>
+        <w:t>Kutoka 20–23</w:t>
+      </w:r>
       <w:r>
         <w:rPr>
           <w:lang w:val="sw_KE" w:bidi="sw_KE"/>
@@ -290,18 +284,12 @@
         </w:rPr>
         <w:t>Mose alijua kwamba angekufa kabla ya kuwaongoza watu wake hadi walipokusudia kufika. Kwa hiyo, kabla ya kifo chake, alihitaji kuwakumbusha watu masharti ya agano ambalo Mungu alikuwa amemfunulia. Agano la awali, lililofaa kwa Israeli walipokuwa njiani kuelekea Kanaani, lilifanywa miaka thelathini na minane mapema huko Sinai (</w:t>
       </w:r>
-      <w:hyperlink r:id="rId14">
-        <w:r>
-          <w:rPr>
-            <w:lang w:val="sw_KE" w:bidi="sw_KE"/>
-          </w:rPr>
-          <w:rPr>
-            <w:color w:val="0000EE"/>
-            <w:u w:val="single"/>
-          </w:rPr>
-          <w:t>Kut 1 9–24</w:t>
-        </w:r>
-      </w:hyperlink>
+      <w:r>
+        <w:rPr>
+          <w:lang w:val="sw_KE" w:bidi="sw_KE"/>
+        </w:rPr>
+        <w:t>Kut 1 9–24</w:t>
+      </w:r>
       <w:r>
         <w:rPr>
           <w:lang w:val="sw_KE" w:bidi="sw_KE"/>
@@ -373,18 +361,12 @@
           <w:lang w:val="sw_KE" w:bidi="sw_KE"/>
         </w:rPr>
       </w:r>
-      <w:hyperlink r:id="rId15">
-        <w:r>
-          <w:rPr>
-            <w:lang w:val="sw_KE" w:bidi="sw_KE"/>
-          </w:rPr>
-          <w:rPr>
-            <w:color w:val="0000EE"/>
-            <w:u w:val="single"/>
-          </w:rPr>
-          <w:t>1:1–5</w:t>
-        </w:r>
-      </w:hyperlink>
+      <w:r>
+        <w:rPr>
+          <w:lang w:val="sw_KE" w:bidi="sw_KE"/>
+        </w:rPr>
+        <w:t>1:1–5</w:t>
+      </w:r>
       <w:r>
         <w:rPr>
           <w:lang w:val="sw_KE" w:bidi="sw_KE"/>
@@ -403,18 +385,12 @@
           <w:lang w:val="sw_KE" w:bidi="sw_KE"/>
         </w:rPr>
       </w:r>
-      <w:hyperlink r:id="rId16">
-        <w:r>
-          <w:rPr>
-            <w:lang w:val="sw_KE" w:bidi="sw_KE"/>
-          </w:rPr>
-          <w:rPr>
-            <w:color w:val="0000EE"/>
-            <w:u w:val="single"/>
-          </w:rPr>
-          <w:t>1:6–4:49</w:t>
-        </w:r>
-      </w:hyperlink>
+      <w:r>
+        <w:rPr>
+          <w:lang w:val="sw_KE" w:bidi="sw_KE"/>
+        </w:rPr>
+        <w:t>1:6–4:49</w:t>
+      </w:r>
       <w:r>
         <w:rPr>
           <w:lang w:val="sw_KE" w:bidi="sw_KE"/>
@@ -433,18 +409,12 @@
           <w:lang w:val="sw_KE" w:bidi="sw_KE"/>
         </w:rPr>
       </w:r>
-      <w:hyperlink r:id="rId17">
-        <w:r>
-          <w:rPr>
-            <w:lang w:val="sw_KE" w:bidi="sw_KE"/>
-          </w:rPr>
-          <w:rPr>
-            <w:color w:val="0000EE"/>
-            <w:u w:val="single"/>
-          </w:rPr>
-          <w:t>5:1–26:15</w:t>
-        </w:r>
-      </w:hyperlink>
+      <w:r>
+        <w:rPr>
+          <w:lang w:val="sw_KE" w:bidi="sw_KE"/>
+        </w:rPr>
+        <w:t>5:1–26:15</w:t>
+      </w:r>
       <w:r>
         <w:rPr>
           <w:lang w:val="sw_KE" w:bidi="sw_KE"/>
@@ -463,18 +433,12 @@
           <w:lang w:val="sw_KE" w:bidi="sw_KE"/>
         </w:rPr>
       </w:r>
-      <w:hyperlink r:id="rId18">
-        <w:r>
-          <w:rPr>
-            <w:lang w:val="sw_KE" w:bidi="sw_KE"/>
-          </w:rPr>
-          <w:rPr>
-            <w:color w:val="0000EE"/>
-            <w:u w:val="single"/>
-          </w:rPr>
-          <w:t>26:16–29:1</w:t>
-        </w:r>
-      </w:hyperlink>
+      <w:r>
+        <w:rPr>
+          <w:lang w:val="sw_KE" w:bidi="sw_KE"/>
+        </w:rPr>
+        <w:t>26:16–29:1</w:t>
+      </w:r>
       <w:r>
         <w:rPr>
           <w:lang w:val="sw_KE" w:bidi="sw_KE"/>
@@ -493,18 +457,12 @@
           <w:lang w:val="sw_KE" w:bidi="sw_KE"/>
         </w:rPr>
       </w:r>
-      <w:hyperlink r:id="rId19">
-        <w:r>
-          <w:rPr>
-            <w:lang w:val="sw_KE" w:bidi="sw_KE"/>
-          </w:rPr>
-          <w:rPr>
-            <w:color w:val="0000EE"/>
-            <w:u w:val="single"/>
-          </w:rPr>
-          <w:t>29:2–30:20</w:t>
-        </w:r>
-      </w:hyperlink>
+      <w:r>
+        <w:rPr>
+          <w:lang w:val="sw_KE" w:bidi="sw_KE"/>
+        </w:rPr>
+        <w:t>29:2–30:20</w:t>
+      </w:r>
       <w:r>
         <w:rPr>
           <w:lang w:val="sw_KE" w:bidi="sw_KE"/>
@@ -523,18 +481,12 @@
           <w:lang w:val="sw_KE" w:bidi="sw_KE"/>
         </w:rPr>
       </w:r>
-      <w:hyperlink r:id="rId20">
-        <w:r>
-          <w:rPr>
-            <w:lang w:val="sw_KE" w:bidi="sw_KE"/>
-          </w:rPr>
-          <w:rPr>
-            <w:color w:val="0000EE"/>
-            <w:u w:val="single"/>
-          </w:rPr>
-          <w:t>31:1–29</w:t>
-        </w:r>
-      </w:hyperlink>
+      <w:r>
+        <w:rPr>
+          <w:lang w:val="sw_KE" w:bidi="sw_KE"/>
+        </w:rPr>
+        <w:t>31:1–29</w:t>
+      </w:r>
       <w:r>
         <w:rPr>
           <w:lang w:val="sw_KE" w:bidi="sw_KE"/>
@@ -553,18 +505,12 @@
           <w:lang w:val="sw_KE" w:bidi="sw_KE"/>
         </w:rPr>
       </w:r>
-      <w:hyperlink r:id="rId21">
-        <w:r>
-          <w:rPr>
-            <w:lang w:val="sw_KE" w:bidi="sw_KE"/>
-          </w:rPr>
-          <w:rPr>
-            <w:color w:val="0000EE"/>
-            <w:u w:val="single"/>
-          </w:rPr>
-          <w:t>31:30–32:43</w:t>
-        </w:r>
-      </w:hyperlink>
+      <w:r>
+        <w:rPr>
+          <w:lang w:val="sw_KE" w:bidi="sw_KE"/>
+        </w:rPr>
+        <w:t>31:30–32:43</w:t>
+      </w:r>
       <w:r>
         <w:rPr>
           <w:lang w:val="sw_KE" w:bidi="sw_KE"/>
@@ -610,180 +556,120 @@
         </w:rPr>
         <w:t xml:space="preserve">Mapokeo ya muda mrefu ya Kiyahudi na Kikristo yanashikilia kwamba Mose aliandika Kumbukumbu la Torati. Agano la Kale na Agano Jipya yanatambua uandishi wa Mose wa kitabu hicho (tazama </w:t>
       </w:r>
-      <w:hyperlink r:id="rId22">
-        <w:r>
-          <w:rPr>
-            <w:lang w:val="sw_KE" w:bidi="sw_KE"/>
-          </w:rPr>
-          <w:rPr>
-            <w:color w:val="0000EE"/>
-            <w:u w:val="single"/>
-          </w:rPr>
-          <w:t>1 Fal 2:3</w:t>
-        </w:r>
-      </w:hyperlink>
+      <w:r>
+        <w:rPr>
+          <w:lang w:val="sw_KE" w:bidi="sw_KE"/>
+        </w:rPr>
+        <w:t>1 Fal 2:3</w:t>
+      </w:r>
       <w:r>
         <w:rPr>
           <w:lang w:val="sw_KE" w:bidi="sw_KE"/>
         </w:rPr>
         <w:t xml:space="preserve">; </w:t>
       </w:r>
-      <w:hyperlink r:id="rId23">
-        <w:r>
-          <w:rPr>
-            <w:lang w:val="sw_KE" w:bidi="sw_KE"/>
-          </w:rPr>
-          <w:rPr>
-            <w:color w:val="0000EE"/>
-            <w:u w:val="single"/>
-          </w:rPr>
-          <w:t>2 Fal 14:6</w:t>
-        </w:r>
-      </w:hyperlink>
+      <w:r>
+        <w:rPr>
+          <w:lang w:val="sw_KE" w:bidi="sw_KE"/>
+        </w:rPr>
+        <w:t>2 Fal 14:6</w:t>
+      </w:r>
       <w:r>
         <w:rPr>
           <w:lang w:val="sw_KE" w:bidi="sw_KE"/>
         </w:rPr>
         <w:t xml:space="preserve">; </w:t>
       </w:r>
-      <w:hyperlink r:id="rId24">
-        <w:r>
-          <w:rPr>
-            <w:lang w:val="sw_KE" w:bidi="sw_KE"/>
-          </w:rPr>
-          <w:rPr>
-            <w:color w:val="0000EE"/>
-            <w:u w:val="single"/>
-          </w:rPr>
-          <w:t>2 Nya 25:4</w:t>
-        </w:r>
-      </w:hyperlink>
+      <w:r>
+        <w:rPr>
+          <w:lang w:val="sw_KE" w:bidi="sw_KE"/>
+        </w:rPr>
+        <w:t>2 Nya 25:4</w:t>
+      </w:r>
       <w:r>
         <w:rPr>
           <w:lang w:val="sw_KE" w:bidi="sw_KE"/>
         </w:rPr>
         <w:t xml:space="preserve">; </w:t>
       </w:r>
-      <w:hyperlink r:id="rId25">
-        <w:r>
-          <w:rPr>
-            <w:lang w:val="sw_KE" w:bidi="sw_KE"/>
-          </w:rPr>
-          <w:rPr>
-            <w:color w:val="0000EE"/>
-            <w:u w:val="single"/>
-          </w:rPr>
-          <w:t>Ezra 3:2</w:t>
-        </w:r>
-      </w:hyperlink>
+      <w:r>
+        <w:rPr>
+          <w:lang w:val="sw_KE" w:bidi="sw_KE"/>
+        </w:rPr>
+        <w:t>Ezra 3:2</w:t>
+      </w:r>
       <w:r>
         <w:rPr>
           <w:lang w:val="sw_KE" w:bidi="sw_KE"/>
         </w:rPr>
         <w:t xml:space="preserve">; </w:t>
       </w:r>
-      <w:hyperlink r:id="rId26">
-        <w:r>
-          <w:rPr>
-            <w:lang w:val="sw_KE" w:bidi="sw_KE"/>
-          </w:rPr>
-          <w:rPr>
-            <w:color w:val="0000EE"/>
-            <w:u w:val="single"/>
-          </w:rPr>
-          <w:t>Math 19:7</w:t>
-        </w:r>
-      </w:hyperlink>
+      <w:r>
+        <w:rPr>
+          <w:lang w:val="sw_KE" w:bidi="sw_KE"/>
+        </w:rPr>
+        <w:t>Math 19:7</w:t>
+      </w:r>
       <w:r>
         <w:rPr>
           <w:lang w:val="sw_KE" w:bidi="sw_KE"/>
         </w:rPr>
         <w:t xml:space="preserve">; </w:t>
       </w:r>
-      <w:hyperlink r:id="rId27">
-        <w:r>
-          <w:rPr>
-            <w:lang w:val="sw_KE" w:bidi="sw_KE"/>
-          </w:rPr>
-          <w:rPr>
-            <w:color w:val="0000EE"/>
-            <w:u w:val="single"/>
-          </w:rPr>
-          <w:t>Marko 12:19</w:t>
-        </w:r>
-      </w:hyperlink>
+      <w:r>
+        <w:rPr>
+          <w:lang w:val="sw_KE" w:bidi="sw_KE"/>
+        </w:rPr>
+        <w:t>Marko 12:19</w:t>
+      </w:r>
       <w:r>
         <w:rPr>
           <w:lang w:val="sw_KE" w:bidi="sw_KE"/>
         </w:rPr>
         <w:t xml:space="preserve">; </w:t>
       </w:r>
-      <w:hyperlink r:id="rId28">
-        <w:r>
-          <w:rPr>
-            <w:lang w:val="sw_KE" w:bidi="sw_KE"/>
-          </w:rPr>
-          <w:rPr>
-            <w:color w:val="0000EE"/>
-            <w:u w:val="single"/>
-          </w:rPr>
-          <w:t>Luka 20:28</w:t>
-        </w:r>
-      </w:hyperlink>
+      <w:r>
+        <w:rPr>
+          <w:lang w:val="sw_KE" w:bidi="sw_KE"/>
+        </w:rPr>
+        <w:t>Luka 20:28</w:t>
+      </w:r>
       <w:r>
         <w:rPr>
           <w:lang w:val="sw_KE" w:bidi="sw_KE"/>
         </w:rPr>
         <w:t xml:space="preserve">; </w:t>
       </w:r>
-      <w:hyperlink r:id="rId29">
-        <w:r>
-          <w:rPr>
-            <w:lang w:val="sw_KE" w:bidi="sw_KE"/>
-          </w:rPr>
-          <w:rPr>
-            <w:color w:val="0000EE"/>
-            <w:u w:val="single"/>
-          </w:rPr>
-          <w:t>Matendo 3:22–23</w:t>
-        </w:r>
-      </w:hyperlink>
+      <w:r>
+        <w:rPr>
+          <w:lang w:val="sw_KE" w:bidi="sw_KE"/>
+        </w:rPr>
+        <w:t>Matendo 3:22–23</w:t>
+      </w:r>
       <w:r>
         <w:rPr>
           <w:lang w:val="sw_KE" w:bidi="sw_KE"/>
         </w:rPr>
         <w:t xml:space="preserve">; </w:t>
       </w:r>
-      <w:hyperlink r:id="rId30">
-        <w:r>
-          <w:rPr>
-            <w:lang w:val="sw_KE" w:bidi="sw_KE"/>
-          </w:rPr>
-          <w:rPr>
-            <w:color w:val="0000EE"/>
-            <w:u w:val="single"/>
-          </w:rPr>
-          <w:t>Rum 10:19</w:t>
-        </w:r>
-      </w:hyperlink>
+      <w:r>
+        <w:rPr>
+          <w:lang w:val="sw_KE" w:bidi="sw_KE"/>
+        </w:rPr>
+        <w:t>Rum 10:19</w:t>
+      </w:r>
       <w:r>
         <w:rPr>
           <w:lang w:val="sw_KE" w:bidi="sw_KE"/>
         </w:rPr>
         <w:t xml:space="preserve">; </w:t>
       </w:r>
-      <w:hyperlink r:id="rId31">
-        <w:r>
-          <w:rPr>
-            <w:lang w:val="sw_KE" w:bidi="sw_KE"/>
-          </w:rPr>
-          <w:rPr>
-            <w:color w:val="0000EE"/>
-            <w:u w:val="single"/>
-          </w:rPr>
-          <w:t>1 Kor 9:9</w:t>
-        </w:r>
-      </w:hyperlink>
+      <w:r>
+        <w:rPr>
+          <w:lang w:val="sw_KE" w:bidi="sw_KE"/>
+        </w:rPr>
+        <w:t>1 Kor 9:9</w:t>
+      </w:r>
       <w:r>
         <w:rPr>
           <w:lang w:val="sw_KE" w:bidi="sw_KE"/>
@@ -804,18 +690,12 @@
         </w:rPr>
         <w:t xml:space="preserve">Hata hivyo, katika kipindi cha miaka mia mbili iliyopita, wasomi wakosoaji wamekana kwamba Mose aliandika Kumbukumbu la Torati. Baadhi ya wasomi wanatambua Kumbukumbu la Torati kama gombo lililopatikana Hekaluni wakati wa Mfalme Yosia (karibu 621 KK; tazama </w:t>
       </w:r>
-      <w:hyperlink r:id="rId32">
-        <w:r>
-          <w:rPr>
-            <w:lang w:val="sw_KE" w:bidi="sw_KE"/>
-          </w:rPr>
-          <w:rPr>
-            <w:color w:val="0000EE"/>
-            <w:u w:val="single"/>
-          </w:rPr>
-          <w:t>2 Fal 22:8–20</w:t>
-        </w:r>
-      </w:hyperlink>
+      <w:r>
+        <w:rPr>
+          <w:lang w:val="sw_KE" w:bidi="sw_KE"/>
+        </w:rPr>
+        <w:t>2 Fal 22:8–20</w:t>
+      </w:r>
       <w:r>
         <w:rPr>
           <w:lang w:val="sw_KE" w:bidi="sw_KE"/>
@@ -850,18 +730,12 @@
         </w:rPr>
         <w:t xml:space="preserve">Kwa ufupi, mtazamo wa jadi kwamba Mose aliandika sehemu kubwa ya kitabu ni hitimisho la busara. Baadhi ya nyongeza za uhariri ziliongezwa baadaye (kwa mfano, simulizi la kifo cha Mose; </w:t>
       </w:r>
-      <w:hyperlink r:id="rId33">
-        <w:r>
-          <w:rPr>
-            <w:lang w:val="sw_KE" w:bidi="sw_KE"/>
-          </w:rPr>
-          <w:rPr>
-            <w:color w:val="0000EE"/>
-            <w:u w:val="single"/>
-          </w:rPr>
-          <w:t>34:5–12</w:t>
-        </w:r>
-      </w:hyperlink>
+      <w:r>
+        <w:rPr>
+          <w:lang w:val="sw_KE" w:bidi="sw_KE"/>
+        </w:rPr>
+        <w:t>34:5–12</w:t>
+      </w:r>
       <w:r>
         <w:rPr>
           <w:lang w:val="sw_KE" w:bidi="sw_KE"/>
@@ -933,18 +807,12 @@
         </w:rPr>
         <w:t>Matumizi ya Mose ya muundo wa mkataba wa suzerain-vassal yanaweka wazi kwamba Kumbukumbu la Torati ni maandiko ya agano. Mungu alichagua Israeli kuwa watu wake maalum. Haikuwa agano lililowafanya hivyo, kwani tayari walikuwa wametambuliwa kama watu wa Mungu kabla ya Kutoka (</w:t>
       </w:r>
-      <w:hyperlink r:id="rId34">
-        <w:r>
-          <w:rPr>
-            <w:lang w:val="sw_KE" w:bidi="sw_KE"/>
-          </w:rPr>
-          <w:rPr>
-            <w:color w:val="0000EE"/>
-            <w:u w:val="single"/>
-          </w:rPr>
-          <w:t>Kut 4:22–23</w:t>
-        </w:r>
-      </w:hyperlink>
+      <w:r>
+        <w:rPr>
+          <w:lang w:val="sw_KE" w:bidi="sw_KE"/>
+        </w:rPr>
+        <w:t>Kut 4:22–23</w:t>
+      </w:r>
       <w:r>
         <w:rPr>
           <w:lang w:val="sw_KE" w:bidi="sw_KE"/>
@@ -990,90 +858,60 @@
         </w:rPr>
         <w:t>Israeli walikuwa na uhuru wa kukubali au kukataa agano la Mungu (</w:t>
       </w:r>
-      <w:hyperlink r:id="rId35">
-        <w:r>
-          <w:rPr>
-            <w:lang w:val="sw_KE" w:bidi="sw_KE"/>
-          </w:rPr>
-          <w:rPr>
-            <w:color w:val="0000EE"/>
-            <w:u w:val="single"/>
-          </w:rPr>
-          <w:t>Kut 19:7–8</w:t>
-        </w:r>
-      </w:hyperlink>
+      <w:r>
+        <w:rPr>
+          <w:lang w:val="sw_KE" w:bidi="sw_KE"/>
+        </w:rPr>
+        <w:t>Kut 19:7–8</w:t>
+      </w:r>
       <w:r>
         <w:rPr>
           <w:lang w:val="sw_KE" w:bidi="sw_KE"/>
         </w:rPr>
         <w:t>). Mara walipolikubali, ugawaji wa baraka na laana, kama ilivyoainishwa ndani ya agano, ulitegemea kama walitii au hawakutii (</w:t>
       </w:r>
-      <w:hyperlink r:id="rId36">
-        <w:r>
-          <w:rPr>
-            <w:lang w:val="sw_KE" w:bidi="sw_KE"/>
-          </w:rPr>
-          <w:rPr>
-            <w:color w:val="0000EE"/>
-            <w:u w:val="single"/>
-          </w:rPr>
-          <w:t>28:1–6</w:t>
-        </w:r>
-      </w:hyperlink>
+      <w:r>
+        <w:rPr>
+          <w:lang w:val="sw_KE" w:bidi="sw_KE"/>
+        </w:rPr>
+        <w:t>28:1–6</w:t>
+      </w:r>
       <w:r>
         <w:rPr>
           <w:lang w:val="sw_KE" w:bidi="sw_KE"/>
         </w:rPr>
         <w:t xml:space="preserve">, </w:t>
       </w:r>
-      <w:hyperlink r:id="rId37">
-        <w:r>
-          <w:rPr>
-            <w:lang w:val="sw_KE" w:bidi="sw_KE"/>
-          </w:rPr>
-          <w:rPr>
-            <w:color w:val="0000EE"/>
-            <w:u w:val="single"/>
-          </w:rPr>
-          <w:t>15–19</w:t>
-        </w:r>
-      </w:hyperlink>
+      <w:r>
+        <w:rPr>
+          <w:lang w:val="sw_KE" w:bidi="sw_KE"/>
+        </w:rPr>
+        <w:t>15–19</w:t>
+      </w:r>
       <w:r>
         <w:rPr>
           <w:lang w:val="sw_KE" w:bidi="sw_KE"/>
         </w:rPr>
         <w:t>). Hata hivyo, kutotii kunaweza kushindwa ikiwa taifa lingetubu, kurudi, na kurejeshwa katika ushirika wa agano (</w:t>
       </w:r>
-      <w:hyperlink r:id="rId38">
-        <w:r>
-          <w:rPr>
-            <w:lang w:val="sw_KE" w:bidi="sw_KE"/>
-          </w:rPr>
-          <w:rPr>
-            <w:color w:val="0000EE"/>
-            <w:u w:val="single"/>
-          </w:rPr>
-          <w:t>30:1–10</w:t>
-        </w:r>
-      </w:hyperlink>
+      <w:r>
+        <w:rPr>
+          <w:lang w:val="sw_KE" w:bidi="sw_KE"/>
+        </w:rPr>
+        <w:t>30:1–10</w:t>
+      </w:r>
       <w:r>
         <w:rPr>
           <w:lang w:val="sw_KE" w:bidi="sw_KE"/>
         </w:rPr>
         <w:t xml:space="preserve">; tazama pia </w:t>
       </w:r>
-      <w:hyperlink r:id="rId39">
-        <w:r>
-          <w:rPr>
-            <w:lang w:val="sw_KE" w:bidi="sw_KE"/>
-          </w:rPr>
-          <w:rPr>
-            <w:color w:val="0000EE"/>
-            <w:u w:val="single"/>
-          </w:rPr>
-          <w:t>Law 26:40–45</w:t>
-        </w:r>
-      </w:hyperlink>
+      <w:r>
+        <w:rPr>
+          <w:lang w:val="sw_KE" w:bidi="sw_KE"/>
+        </w:rPr>
+        <w:t>Law 26:40–45</w:t>
+      </w:r>
       <w:r>
         <w:rPr>
           <w:lang w:val="sw_KE" w:bidi="sw_KE"/>
@@ -1094,36 +932,24 @@
         </w:rPr>
         <w:t>Agano hili halikufanya Israeli kuwa watu wa Mungu; ahadi ya Mungu ya uzao wa taifa kwa Abrahamu ilikuwa tayari imeshafanya hivyo (</w:t>
       </w:r>
-      <w:hyperlink r:id="rId40">
-        <w:r>
-          <w:rPr>
-            <w:lang w:val="sw_KE" w:bidi="sw_KE"/>
-          </w:rPr>
-          <w:rPr>
-            <w:color w:val="0000EE"/>
-            <w:u w:val="single"/>
-          </w:rPr>
-          <w:t>Mwa 17:1–8</w:t>
-        </w:r>
-      </w:hyperlink>
+      <w:r>
+        <w:rPr>
+          <w:lang w:val="sw_KE" w:bidi="sw_KE"/>
+        </w:rPr>
+        <w:t>Mwa 17:1–8</w:t>
+      </w:r>
       <w:r>
         <w:rPr>
           <w:lang w:val="sw_KE" w:bidi="sw_KE"/>
         </w:rPr>
         <w:t>). Agano lililofanywa Sinai liliipa Israeli fursa ya kumtumikia Bwana kama ufalme wa makuhani (</w:t>
       </w:r>
-      <w:hyperlink r:id="rId41">
-        <w:r>
-          <w:rPr>
-            <w:lang w:val="sw_KE" w:bidi="sw_KE"/>
-          </w:rPr>
-          <w:rPr>
-            <w:color w:val="0000EE"/>
-            <w:u w:val="single"/>
-          </w:rPr>
-          <w:t>Kut 19:4–6</w:t>
-        </w:r>
-      </w:hyperlink>
+      <w:r>
+        <w:rPr>
+          <w:lang w:val="sw_KE" w:bidi="sw_KE"/>
+        </w:rPr>
+        <w:t>Kut 19:4–6</w:t>
+      </w:r>
       <w:r>
         <w:rPr>
           <w:lang w:val="sw_KE" w:bidi="sw_KE"/>
